--- a/Week6/GIT/5. Git-HOL/Git HOL 5.docx
+++ b/Week6/GIT/5. Git-HOL/Git HOL 5.docx
@@ -239,29 +239,204 @@
         <w:t>Since the previous exercise had left some commits that weren't pushed yet, I first ran `git pull origin master` to make sure my local repository was up to date with the remote one and to avoid any conflicts. After confirming everything was in sync, I ran `git push origin master` to send my pending commits to the remote repository.</w:t>
       </w:r>
     </w:p>
-    <w:p/>
-    <w:p>
-      <w:r>
-        <w:rPr>
-          <w:b/>
-          <w:bCs/>
-        </w:rPr>
+    <w:p>
+      <w:pPr>
+        <w:rPr>
+          <w:b/>
+          <w:bCs/>
+        </w:rPr>
+      </w:pPr>
+    </w:p>
+    <w:p>
+      <w:pPr>
+        <w:rPr>
+          <w:b/>
+          <w:bCs/>
+        </w:rPr>
+      </w:pPr>
+    </w:p>
+    <w:p>
+      <w:pPr>
+        <w:rPr>
+          <w:b/>
+          <w:bCs/>
+        </w:rPr>
+      </w:pPr>
+    </w:p>
+    <w:p>
+      <w:pPr>
+        <w:rPr>
+          <w:b/>
+          <w:bCs/>
+        </w:rPr>
+      </w:pPr>
+    </w:p>
+    <w:p>
+      <w:pPr>
+        <w:rPr>
+          <w:b/>
+          <w:bCs/>
+        </w:rPr>
+      </w:pPr>
+    </w:p>
+    <w:p>
+      <w:pPr>
+        <w:rPr>
+          <w:b/>
+          <w:bCs/>
+        </w:rPr>
+      </w:pPr>
+    </w:p>
+    <w:p>
+      <w:pPr>
+        <w:rPr>
+          <w:b/>
+          <w:bCs/>
+        </w:rPr>
+      </w:pPr>
+    </w:p>
+    <w:p>
+      <w:pPr>
+        <w:rPr>
+          <w:b/>
+          <w:bCs/>
+        </w:rPr>
+      </w:pPr>
+    </w:p>
+    <w:p>
+      <w:pPr>
+        <w:rPr>
+          <w:b/>
+          <w:bCs/>
+        </w:rPr>
+      </w:pPr>
+    </w:p>
+    <w:p>
+      <w:pPr>
+        <w:rPr>
+          <w:b/>
+          <w:bCs/>
+        </w:rPr>
+      </w:pPr>
+    </w:p>
+    <w:p>
+      <w:pPr>
+        <w:rPr>
+          <w:b/>
+          <w:bCs/>
+        </w:rPr>
+      </w:pPr>
+    </w:p>
+    <w:p>
+      <w:pPr>
+        <w:rPr>
+          <w:b/>
+          <w:bCs/>
+        </w:rPr>
+      </w:pPr>
+    </w:p>
+    <w:p>
+      <w:pPr>
+        <w:rPr>
+          <w:b/>
+          <w:bCs/>
+        </w:rPr>
+      </w:pPr>
+    </w:p>
+    <w:p>
+      <w:r>
+        <w:rPr>
+          <w:b/>
+          <w:bCs/>
+        </w:rPr>
+        <w:lastRenderedPageBreak/>
         <w:t>## 8. Output / Result</w:t>
       </w:r>
     </w:p>
-    <w:p/>
     <w:p>
       <w:r>
         <w:t>After running `git push origin master`, the previously pending commits were now visible on the remote GitLab repository, and the local and remote repositories were fully in sync.</w:t>
       </w:r>
     </w:p>
-    <w:p/>
-    <w:p>
-      <w:r>
-        <w:t>[Add Screenshot of the Final Output Here]</w:t>
-      </w:r>
-    </w:p>
-    <w:p/>
+    <w:p>
+      <w:r>
+        <w:drawing>
+          <wp:inline distT="0" distB="0" distL="0" distR="0" wp14:anchorId="386DD262" wp14:editId="2975084C">
+            <wp:extent cx="5486400" cy="6274168"/>
+            <wp:effectExtent l="0" t="0" r="0" b="0"/>
+            <wp:docPr id="2068564791" name="Picture 1"/>
+            <wp:cNvGraphicFramePr>
+              <a:graphicFrameLocks xmlns:a="http://schemas.openxmlformats.org/drawingml/2006/main" noChangeAspect="1"/>
+            </wp:cNvGraphicFramePr>
+            <a:graphic xmlns:a="http://schemas.openxmlformats.org/drawingml/2006/main">
+              <a:graphicData uri="http://schemas.openxmlformats.org/drawingml/2006/picture">
+                <pic:pic xmlns:pic="http://schemas.openxmlformats.org/drawingml/2006/picture">
+                  <pic:nvPicPr>
+                    <pic:cNvPr id="2068564791" name=""/>
+                    <pic:cNvPicPr/>
+                  </pic:nvPicPr>
+                  <pic:blipFill>
+                    <a:blip r:embed="rId4"/>
+                    <a:stretch>
+                      <a:fillRect/>
+                    </a:stretch>
+                  </pic:blipFill>
+                  <pic:spPr>
+                    <a:xfrm>
+                      <a:off x="0" y="0"/>
+                      <a:ext cx="5513556" cy="6305223"/>
+                    </a:xfrm>
+                    <a:prstGeom prst="rect">
+                      <a:avLst/>
+                    </a:prstGeom>
+                  </pic:spPr>
+                </pic:pic>
+              </a:graphicData>
+            </a:graphic>
+          </wp:inline>
+        </w:drawing>
+      </w:r>
+    </w:p>
+    <w:p>
+      <w:r>
+        <w:lastRenderedPageBreak/>
+        <w:drawing>
+          <wp:inline distT="0" distB="0" distL="0" distR="0" wp14:anchorId="7B05D60D" wp14:editId="4B0FA158">
+            <wp:extent cx="5943600" cy="4197985"/>
+            <wp:effectExtent l="0" t="0" r="0" b="0"/>
+            <wp:docPr id="1289868252" name="Picture 1"/>
+            <wp:cNvGraphicFramePr>
+              <a:graphicFrameLocks xmlns:a="http://schemas.openxmlformats.org/drawingml/2006/main" noChangeAspect="1"/>
+            </wp:cNvGraphicFramePr>
+            <a:graphic xmlns:a="http://schemas.openxmlformats.org/drawingml/2006/main">
+              <a:graphicData uri="http://schemas.openxmlformats.org/drawingml/2006/picture">
+                <pic:pic xmlns:pic="http://schemas.openxmlformats.org/drawingml/2006/picture">
+                  <pic:nvPicPr>
+                    <pic:cNvPr id="1289868252" name=""/>
+                    <pic:cNvPicPr/>
+                  </pic:nvPicPr>
+                  <pic:blipFill>
+                    <a:blip r:embed="rId5"/>
+                    <a:stretch>
+                      <a:fillRect/>
+                    </a:stretch>
+                  </pic:blipFill>
+                  <pic:spPr>
+                    <a:xfrm>
+                      <a:off x="0" y="0"/>
+                      <a:ext cx="5943600" cy="4197985"/>
+                    </a:xfrm>
+                    <a:prstGeom prst="rect">
+                      <a:avLst/>
+                    </a:prstGeom>
+                  </pic:spPr>
+                </pic:pic>
+              </a:graphicData>
+            </a:graphic>
+          </wp:inline>
+        </w:drawing>
+      </w:r>
+    </w:p>
     <w:p>
       <w:r>
         <w:rPr>
@@ -284,7 +459,6 @@
     </w:p>
     <w:p>
       <w:r>
-        <w:lastRenderedPageBreak/>
         <w:t>* Got a clearer understanding of how local commits stay "pending" until they are actually pushed to the remote repository.</w:t>
       </w:r>
     </w:p>
@@ -324,13 +498,8 @@
         <w:t>**Repository:**</w:t>
       </w:r>
       <w:r>
-        <w:t xml:space="preserve"> CTS-</w:t>
-      </w:r>
-      <w:proofErr w:type="spellStart"/>
-      <w:r>
-        <w:t>DeepSkilling</w:t>
-      </w:r>
-      <w:proofErr w:type="spellEnd"/>
+        <w:t xml:space="preserve"> CTS-DeepSkilling</w:t>
+      </w:r>
     </w:p>
     <w:p/>
     <w:p>
@@ -355,23 +524,7 @@
         <w:t>**Folder/Path:**</w:t>
       </w:r>
       <w:r>
-        <w:t xml:space="preserve"> D:\ASHWIN\Ashwin Programing\JAVA Spring Boot\</w:t>
-      </w:r>
-      <w:proofErr w:type="spellStart"/>
-      <w:r>
-        <w:t>intelij</w:t>
-      </w:r>
-      <w:proofErr w:type="spellEnd"/>
-      <w:r>
-        <w:t xml:space="preserve"> idea\CTS-</w:t>
-      </w:r>
-      <w:proofErr w:type="spellStart"/>
-      <w:r>
-        <w:t>Deepskilling</w:t>
-      </w:r>
-      <w:proofErr w:type="spellEnd"/>
-      <w:r>
-        <w:t>\Week6\GIT\</w:t>
+        <w:t xml:space="preserve"> D:\ASHWIN\Ashwin Programing\JAVA Spring Boot\intelij idea\CTS-Deepskilling\Week6\GIT\</w:t>
       </w:r>
       <w:r>
         <w:t>5</w:t>
@@ -1001,6 +1154,7 @@
   <w:style w:type="character" w:default="1" w:styleId="DefaultParagraphFont">
     <w:name w:val="Default Paragraph Font"/>
     <w:uiPriority w:val="1"/>
+    <w:semiHidden/>
     <w:unhideWhenUsed/>
   </w:style>
   <w:style w:type="table" w:default="1" w:styleId="TableNormal">
